--- a/atelier/atelier_156.docx
+++ b/atelier/atelier_156.docx
@@ -474,7 +474,7 @@
                 <w:b w:val="false"/>
                 <w:bCs w:val="false"/>
               </w:rPr>
-              <w:t xml:space="preserve">Protection activée (#153), sensibilisation (#154)</w:t>
+              <w:t xml:space="preserve">Protection activée, sensibilisation</w:t>
             </w:r>
           </w:p>
         </w:tc>
@@ -493,7 +493,7 @@
         <w:spacing w:after="120"/>
       </w:pPr>
       <w:r>
-        <w:t xml:space="preserve">La porte est fermée techniquement (#153) et la squad a pris conscience du risque (#154). Mais des merges sans approbation ont pu avoir lieu — dans le passé, ou par des chemins qui contournent encore la règle (branche non protégée, droit Maintainer utilisé pour forcer, exception accordée dans l’urgence). Le sujet de cet atelier est d’auditer ces cas : identifier QUI a mergé sans approbation et POURQUOI, non pour blâmer mais pour comprendre comment la règle a été contournée et fermer chaque faille. Chaque merge sans review a une cause — un chemin non couvert, une urgence mal gérée, un droit trop large. L’audit transforme ces cas en informations pour rendre la protection complète et atteindre zéro merge sans approbation.</w:t>
+        <w:t xml:space="preserve">La porte est fermée techniquement et la squad a pris conscience du risque. Mais des merges sans approbation ont pu avoir lieu — dans le passé, ou par des chemins qui contournent encore la règle (branche non protégée, droit Maintainer utilisé pour forcer, exception accordée dans l’urgence). Le sujet de cet atelier est d’auditer ces cas : identifier QUI a mergé sans approbation et POURQUOI, non pour blâmer mais pour comprendre comment la règle a été contournée et fermer chaque faille. Chaque merge sans review a une cause — un chemin non couvert, une urgence mal gérée, un droit trop large. L’audit transforme ces cas en informations pour rendre la protection complète et atteindre zéro merge sans approbation.</w:t>
       </w:r>
     </w:p>
     <w:p>
@@ -514,7 +514,7 @@
         <w:spacing w:after="80"/>
       </w:pPr>
       <w:r>
-        <w:t xml:space="preserve">Fermer la porte principale ne suffit pas s’il reste des fenêtres : le quick-win #153 couvre le cas standard, mais des chemins peuvent rester ouverts — une branche oubliée non protégée, un droit Maintainer permettant de forcer, une règle non appliquée sur certains projets. L’audit cherche ces fenêtres pour les fermer. La protection n’est complète que quand tous les chemins sont couverts.</w:t>
+        <w:t xml:space="preserve">Fermer la porte principale ne suffit pas s’il reste des fenêtres : le quick-win couvre le cas standard, mais des chemins peuvent rester ouverts — une branche oubliée non protégée, un droit Maintainer permettant de forcer, une règle non appliquée sur certains projets. L’audit cherche ces fenêtres pour les fermer. La protection n’est complète que quand tous les chemins sont couverts.</w:t>
       </w:r>
     </w:p>
     <w:p>
@@ -905,7 +905,7 @@
         <w:spacing w:after="120"/>
       </w:pPr>
       <w:r>
-        <w:t xml:space="preserve">L’audit ferme les failles résiduelles. Reste #157 (code owners — exiger des approbateurs spécifiques sur les fichiers critiques), qui renforce et clôt Q05. La protection complète posée ici est la base sur laquelle les code owners ajoutent une exigence ciblée.</w:t>
+        <w:t xml:space="preserve">L’audit ferme les failles résiduelles. Reste (code owners — exiger des approbateurs spécifiques sur les fichiers critiques), qui renforce et clôt Q05. La protection complète posée ici est la base sur laquelle les code owners ajoutent une exigence ciblée.</w:t>
       </w:r>
     </w:p>
     <w:p>
@@ -921,7 +921,7 @@
         <w:spacing w:after="120"/>
       </w:pPr>
       <w:r>
-        <w:t xml:space="preserve">La squad a audité les MR mergées sans approbation, compris la faille de chaque cas (sans blâmer les personnes) et fermé chaque chemin non couvert, en définissant une procédure d’exception traçable pour les urgences légitimes. La protection contre les merges sans review est complète sur tous les chemins, et un audit régulier maintiendra le zéro (mesure « MR sans approval » du hub). La question Q05 systématise son contrôle a posteriori, prête pour les code owners (#157).</w:t>
+        <w:t xml:space="preserve">La squad a audité les MR mergées sans approbation, compris la faille de chaque cas (sans blâmer les personnes) et fermé chaque chemin non couvert, en définissant une procédure d’exception traçable pour les urgences légitimes. La protection contre les merges sans review est complète sur tous les chemins, et un audit régulier maintiendra le zéro (mesure « MR sans approval » du hub). La question Q05 systématise son contrôle a posteriori, prête pour les code owners.</w:t>
       </w:r>
     </w:p>
     <w:sectPr>
